--- a/Types of Trees.docx
+++ b/Types of Trees.docx
@@ -1565,15 +1565,7 @@
       </w:r>
       <w:proofErr w:type="spellEnd"/>
       <w:r>
-        <w:t xml:space="preserve"> = (</w:t>
-      </w:r>
-      <w:proofErr w:type="spellStart"/>
-      <w:r>
-        <w:t>i</w:t>
-      </w:r>
-      <w:proofErr w:type="spellEnd"/>
-      <w:r>
-        <w:t xml:space="preserve"> - 1) / 2;</w:t>
+        <w:t xml:space="preserve"> = (i - 1) / 2;</w:t>
       </w:r>
       <w:r>
         <w:br/>
@@ -2600,15 +2592,7 @@
       </w:r>
       <w:proofErr w:type="spellEnd"/>
       <w:r>
-        <w:t xml:space="preserve">] += </w:t>
-      </w:r>
-      <w:proofErr w:type="spellStart"/>
-      <w:r>
-        <w:t>val</w:t>
-      </w:r>
-      <w:proofErr w:type="spellEnd"/>
-      <w:r>
-        <w:t>;</w:t>
+        <w:t>] += val;</w:t>
       </w:r>
       <w:r>
         <w:br/>
@@ -2628,15 +2612,7 @@
       </w:r>
       <w:proofErr w:type="spellEnd"/>
       <w:r>
-        <w:t xml:space="preserve"> &amp; -</w:t>
-      </w:r>
-      <w:proofErr w:type="spellStart"/>
-      <w:r>
-        <w:t>i</w:t>
-      </w:r>
-      <w:proofErr w:type="spellEnd"/>
-      <w:r>
-        <w:t>;</w:t>
+        <w:t xml:space="preserve"> &amp; -i;</w:t>
       </w:r>
       <w:r>
         <w:br/>
